--- a/por/docx/25.content.docx
+++ b/por/docx/25.content.docx
@@ -19,7 +19,7 @@
         <w:rPr>
           <w:lang w:val="pt_PT" w:bidi="pt_PT"/>
         </w:rPr>
-        <w:t>Resource: Notas de Estudo - Introduções aos Livros (Tyndale)</w:t>
+        <w:t>Resource: Tyndale Open Study Notes</w:t>
       </w:r>
       <w:r>
         <w:rPr>
@@ -112,7 +112,7 @@
         <w:rPr>
           <w:lang w:val="pt_PT" w:bidi="pt_PT"/>
         </w:rPr>
-        <w:t>Notas de Estudo - Introduções aos Livros (Tyndale)</w:t>
+        <w:t>Tyndale Open Study Notes</w:t>
       </w:r>
     </w:p>
     <w:p>

--- a/por/docx/25.content.docx
+++ b/por/docx/25.content.docx
@@ -19,7 +19,7 @@
         <w:rPr>
           <w:lang w:val="pt_PT" w:bidi="pt_PT"/>
         </w:rPr>
-        <w:t>Resource: Tyndale Open Study Notes</w:t>
+        <w:t>Resource: Aquifer Open Study Notes (Book Intros)</w:t>
       </w:r>
       <w:r>
         <w:rPr>
@@ -112,7 +112,7 @@
         <w:rPr>
           <w:lang w:val="pt_PT" w:bidi="pt_PT"/>
         </w:rPr>
-        <w:t>Tyndale Open Study Notes</w:t>
+        <w:t>Aquifer Open Study Notes (Book Intros)</w:t>
       </w:r>
     </w:p>
     <w:p>

--- a/por/docx/25.content.docx
+++ b/por/docx/25.content.docx
@@ -291,18 +291,12 @@
           <w:lang w:val="pt_PT" w:bidi="pt_PT"/>
         </w:rPr>
       </w:r>
-      <w:hyperlink r:id="rId13">
-        <w:r>
-          <w:rPr>
-            <w:lang w:val="pt_PT" w:bidi="pt_PT"/>
-          </w:rPr>
-          <w:rPr>
-            <w:color w:val="0000EE"/>
-            <w:u w:val="single"/>
-          </w:rPr>
-          <w:t>Capítulo 1</w:t>
-        </w:r>
-      </w:hyperlink>
+      <w:r>
+        <w:rPr>
+          <w:lang w:val="pt_PT" w:bidi="pt_PT"/>
+        </w:rPr>
+        <w:t>Capítulo 1</w:t>
+      </w:r>
       <w:r>
         <w:rPr>
           <w:lang w:val="pt_PT" w:bidi="pt_PT"/>
@@ -317,18 +311,12 @@
           <w:lang w:val="pt_PT" w:bidi="pt_PT"/>
         </w:rPr>
       </w:r>
-      <w:hyperlink r:id="rId14">
-        <w:r>
-          <w:rPr>
-            <w:lang w:val="pt_PT" w:bidi="pt_PT"/>
-          </w:rPr>
-          <w:rPr>
-            <w:color w:val="0000EE"/>
-            <w:u w:val="single"/>
-          </w:rPr>
-          <w:t>Capítulo 2</w:t>
-        </w:r>
-      </w:hyperlink>
+      <w:r>
+        <w:rPr>
+          <w:lang w:val="pt_PT" w:bidi="pt_PT"/>
+        </w:rPr>
+        <w:t>Capítulo 2</w:t>
+      </w:r>
       <w:r>
         <w:rPr>
           <w:lang w:val="pt_PT" w:bidi="pt_PT"/>
@@ -343,18 +331,12 @@
           <w:lang w:val="pt_PT" w:bidi="pt_PT"/>
         </w:rPr>
       </w:r>
-      <w:hyperlink r:id="rId15">
-        <w:r>
-          <w:rPr>
-            <w:lang w:val="pt_PT" w:bidi="pt_PT"/>
-          </w:rPr>
-          <w:rPr>
-            <w:color w:val="0000EE"/>
-            <w:u w:val="single"/>
-          </w:rPr>
-          <w:t>Capítulo 3</w:t>
-        </w:r>
-      </w:hyperlink>
+      <w:r>
+        <w:rPr>
+          <w:lang w:val="pt_PT" w:bidi="pt_PT"/>
+        </w:rPr>
+        <w:t>Capítulo 3</w:t>
+      </w:r>
       <w:r>
         <w:rPr>
           <w:lang w:val="pt_PT" w:bidi="pt_PT"/>
@@ -369,18 +351,12 @@
           <w:lang w:val="pt_PT" w:bidi="pt_PT"/>
         </w:rPr>
       </w:r>
-      <w:hyperlink r:id="rId16">
-        <w:r>
-          <w:rPr>
-            <w:lang w:val="pt_PT" w:bidi="pt_PT"/>
-          </w:rPr>
-          <w:rPr>
-            <w:color w:val="0000EE"/>
-            <w:u w:val="single"/>
-          </w:rPr>
-          <w:t>Capítulo 4</w:t>
-        </w:r>
-      </w:hyperlink>
+      <w:r>
+        <w:rPr>
+          <w:lang w:val="pt_PT" w:bidi="pt_PT"/>
+        </w:rPr>
+        <w:t>Capítulo 4</w:t>
+      </w:r>
       <w:r>
         <w:rPr>
           <w:lang w:val="pt_PT" w:bidi="pt_PT"/>
@@ -395,18 +371,12 @@
           <w:lang w:val="pt_PT" w:bidi="pt_PT"/>
         </w:rPr>
       </w:r>
-      <w:hyperlink r:id="rId17">
-        <w:r>
-          <w:rPr>
-            <w:lang w:val="pt_PT" w:bidi="pt_PT"/>
-          </w:rPr>
-          <w:rPr>
-            <w:color w:val="0000EE"/>
-            <w:u w:val="single"/>
-          </w:rPr>
-          <w:t>Capítulo 5</w:t>
-        </w:r>
-      </w:hyperlink>
+      <w:r>
+        <w:rPr>
+          <w:lang w:val="pt_PT" w:bidi="pt_PT"/>
+        </w:rPr>
+        <w:t>Capítulo 5</w:t>
+      </w:r>
       <w:r>
         <w:rPr>
           <w:lang w:val="pt_PT" w:bidi="pt_PT"/>
@@ -427,18 +397,12 @@
         </w:rPr>
         <w:t xml:space="preserve">Os primeiros quatro desses poemas são acrósticos baseados nas vinte e duas letras do alfabeto hebraico, com cada estrofe sucessiva começando com a próxima letra (uma característica que se perde na tradução). </w:t>
       </w:r>
-      <w:hyperlink r:id="rId17">
-        <w:r>
-          <w:rPr>
-            <w:lang w:val="pt_PT" w:bidi="pt_PT"/>
-          </w:rPr>
-          <w:rPr>
-            <w:color w:val="0000EE"/>
-            <w:u w:val="single"/>
-          </w:rPr>
-          <w:t>Capítulo 5</w:t>
-        </w:r>
-      </w:hyperlink>
+      <w:r>
+        <w:rPr>
+          <w:lang w:val="pt_PT" w:bidi="pt_PT"/>
+        </w:rPr>
+        <w:t>Capítulo 5</w:t>
+      </w:r>
       <w:r>
         <w:rPr>
           <w:lang w:val="pt_PT" w:bidi="pt_PT"/>
@@ -470,18 +434,12 @@
         </w:rPr>
         <w:t>O livro de Lamentações não identifica seu autor. Os poemas estão situados em um contexto imediatamente antes e depois da queda de Jerusalém em 586 a.C. Jeremias estava em Jerusalém durante esse tempo de calamidade e há muito tempo é identificado como o autor. Pode ter sido escrito com a ajuda de Baruque, assistente e escriba de Jeremias. O segundo livro das Crônicas indica que Jeremias também escreveu lamentações na época da morte do Rei Josias (</w:t>
       </w:r>
-      <w:hyperlink r:id="rId18">
-        <w:r>
-          <w:rPr>
-            <w:lang w:val="pt_PT" w:bidi="pt_PT"/>
-          </w:rPr>
-          <w:rPr>
-            <w:color w:val="0000EE"/>
-            <w:u w:val="single"/>
-          </w:rPr>
-          <w:t>2Cr 35.25</w:t>
-        </w:r>
-      </w:hyperlink>
+      <w:r>
+        <w:rPr>
+          <w:lang w:val="pt_PT" w:bidi="pt_PT"/>
+        </w:rPr>
+        <w:t>2Cr 35.25</w:t>
+      </w:r>
       <w:r>
         <w:rPr>
           <w:lang w:val="pt_PT" w:bidi="pt_PT"/>
@@ -502,882 +460,588 @@
         </w:rPr>
         <w:t>Existem várias outras semelhanças entre os livros de Jeremias e Lamentações. Compare o tratamento dos seguintes temas: viúvas aflitas (</w:t>
       </w:r>
-      <w:hyperlink r:id="rId19">
-        <w:r>
-          <w:rPr>
-            <w:lang w:val="pt_PT" w:bidi="pt_PT"/>
-          </w:rPr>
-          <w:rPr>
-            <w:color w:val="0000EE"/>
-            <w:u w:val="single"/>
-          </w:rPr>
-          <w:t>1.1</w:t>
-        </w:r>
-      </w:hyperlink>
+      <w:r>
+        <w:rPr>
+          <w:lang w:val="pt_PT" w:bidi="pt_PT"/>
+        </w:rPr>
+        <w:t>1.1</w:t>
+      </w:r>
       <w:r>
         <w:rPr>
           <w:lang w:val="pt_PT" w:bidi="pt_PT"/>
         </w:rPr>
         <w:t xml:space="preserve">; </w:t>
       </w:r>
-      <w:hyperlink r:id="rId20">
-        <w:r>
-          <w:rPr>
-            <w:lang w:val="pt_PT" w:bidi="pt_PT"/>
-          </w:rPr>
-          <w:rPr>
-            <w:color w:val="0000EE"/>
-            <w:u w:val="single"/>
-          </w:rPr>
-          <w:t>5.3</w:t>
-        </w:r>
-      </w:hyperlink>
+      <w:r>
+        <w:rPr>
+          <w:lang w:val="pt_PT" w:bidi="pt_PT"/>
+        </w:rPr>
+        <w:t>5.3</w:t>
+      </w:r>
       <w:r>
         <w:rPr>
           <w:lang w:val="pt_PT" w:bidi="pt_PT"/>
         </w:rPr>
         <w:t xml:space="preserve">; cp. </w:t>
       </w:r>
-      <w:hyperlink r:id="rId21">
-        <w:r>
-          <w:rPr>
-            <w:lang w:val="pt_PT" w:bidi="pt_PT"/>
-          </w:rPr>
-          <w:rPr>
-            <w:color w:val="0000EE"/>
-            <w:u w:val="single"/>
-          </w:rPr>
-          <w:t>Jr 15.8</w:t>
-        </w:r>
-      </w:hyperlink>
+      <w:r>
+        <w:rPr>
+          <w:lang w:val="pt_PT" w:bidi="pt_PT"/>
+        </w:rPr>
+        <w:t>Jr 15.8</w:t>
+      </w:r>
       <w:r>
         <w:rPr>
           <w:lang w:val="pt_PT" w:bidi="pt_PT"/>
         </w:rPr>
         <w:t xml:space="preserve">; </w:t>
       </w:r>
-      <w:hyperlink r:id="rId22">
-        <w:r>
-          <w:rPr>
-            <w:lang w:val="pt_PT" w:bidi="pt_PT"/>
-          </w:rPr>
-          <w:rPr>
-            <w:color w:val="0000EE"/>
-            <w:u w:val="single"/>
-          </w:rPr>
-          <w:t>18.21</w:t>
-        </w:r>
-      </w:hyperlink>
+      <w:r>
+        <w:rPr>
+          <w:lang w:val="pt_PT" w:bidi="pt_PT"/>
+        </w:rPr>
+        <w:t>18.21</w:t>
+      </w:r>
       <w:r>
         <w:rPr>
           <w:lang w:val="pt_PT" w:bidi="pt_PT"/>
         </w:rPr>
         <w:t>); povo chorando (</w:t>
       </w:r>
-      <w:hyperlink r:id="rId23">
-        <w:r>
-          <w:rPr>
-            <w:lang w:val="pt_PT" w:bidi="pt_PT"/>
-          </w:rPr>
-          <w:rPr>
-            <w:color w:val="0000EE"/>
-            <w:u w:val="single"/>
-          </w:rPr>
-          <w:t>1.2</w:t>
-        </w:r>
-      </w:hyperlink>
+      <w:r>
+        <w:rPr>
+          <w:lang w:val="pt_PT" w:bidi="pt_PT"/>
+        </w:rPr>
+        <w:t>1.2</w:t>
+      </w:r>
       <w:r>
         <w:rPr>
           <w:lang w:val="pt_PT" w:bidi="pt_PT"/>
         </w:rPr>
         <w:t>,</w:t>
       </w:r>
-      <w:hyperlink r:id="rId24">
-        <w:r>
-          <w:rPr>
-            <w:lang w:val="pt_PT" w:bidi="pt_PT"/>
-          </w:rPr>
-          <w:rPr>
-            <w:color w:val="0000EE"/>
-            <w:u w:val="single"/>
-          </w:rPr>
-          <w:t>16</w:t>
-        </w:r>
-      </w:hyperlink>
+      <w:r>
+        <w:rPr>
+          <w:lang w:val="pt_PT" w:bidi="pt_PT"/>
+        </w:rPr>
+        <w:t>16</w:t>
+      </w:r>
       <w:r>
         <w:rPr>
           <w:lang w:val="pt_PT" w:bidi="pt_PT"/>
         </w:rPr>
         <w:t xml:space="preserve">; </w:t>
       </w:r>
-      <w:hyperlink r:id="rId25">
-        <w:r>
-          <w:rPr>
-            <w:lang w:val="pt_PT" w:bidi="pt_PT"/>
-          </w:rPr>
-          <w:rPr>
-            <w:color w:val="0000EE"/>
-            <w:u w:val="single"/>
-          </w:rPr>
-          <w:t>2.18</w:t>
-        </w:r>
-      </w:hyperlink>
+      <w:r>
+        <w:rPr>
+          <w:lang w:val="pt_PT" w:bidi="pt_PT"/>
+        </w:rPr>
+        <w:t>2.18</w:t>
+      </w:r>
       <w:r>
         <w:rPr>
           <w:lang w:val="pt_PT" w:bidi="pt_PT"/>
         </w:rPr>
         <w:t xml:space="preserve">; </w:t>
       </w:r>
-      <w:hyperlink r:id="rId26">
-        <w:r>
-          <w:rPr>
-            <w:lang w:val="pt_PT" w:bidi="pt_PT"/>
-          </w:rPr>
-          <w:rPr>
-            <w:color w:val="0000EE"/>
-            <w:u w:val="single"/>
-          </w:rPr>
-          <w:t>3.48–49</w:t>
-        </w:r>
-      </w:hyperlink>
+      <w:r>
+        <w:rPr>
+          <w:lang w:val="pt_PT" w:bidi="pt_PT"/>
+        </w:rPr>
+        <w:t>3.48–49</w:t>
+      </w:r>
       <w:r>
         <w:rPr>
           <w:lang w:val="pt_PT" w:bidi="pt_PT"/>
         </w:rPr>
         <w:t xml:space="preserve">; cp. </w:t>
       </w:r>
-      <w:hyperlink r:id="rId27">
-        <w:r>
-          <w:rPr>
-            <w:lang w:val="pt_PT" w:bidi="pt_PT"/>
-          </w:rPr>
-          <w:rPr>
-            <w:color w:val="0000EE"/>
-            <w:u w:val="single"/>
-          </w:rPr>
-          <w:t>Jr 4.8</w:t>
-        </w:r>
-      </w:hyperlink>
+      <w:r>
+        <w:rPr>
+          <w:lang w:val="pt_PT" w:bidi="pt_PT"/>
+        </w:rPr>
+        <w:t>Jr 4.8</w:t>
+      </w:r>
       <w:r>
         <w:rPr>
           <w:lang w:val="pt_PT" w:bidi="pt_PT"/>
         </w:rPr>
         <w:t xml:space="preserve">; </w:t>
       </w:r>
-      <w:hyperlink r:id="rId28">
-        <w:r>
-          <w:rPr>
-            <w:lang w:val="pt_PT" w:bidi="pt_PT"/>
-          </w:rPr>
-          <w:rPr>
-            <w:color w:val="0000EE"/>
-            <w:u w:val="single"/>
-          </w:rPr>
-          <w:t>6.26</w:t>
-        </w:r>
-      </w:hyperlink>
+      <w:r>
+        <w:rPr>
+          <w:lang w:val="pt_PT" w:bidi="pt_PT"/>
+        </w:rPr>
+        <w:t>6.26</w:t>
+      </w:r>
       <w:r>
         <w:rPr>
           <w:lang w:val="pt_PT" w:bidi="pt_PT"/>
         </w:rPr>
         <w:t xml:space="preserve">; </w:t>
       </w:r>
-      <w:hyperlink r:id="rId29">
-        <w:r>
-          <w:rPr>
-            <w:lang w:val="pt_PT" w:bidi="pt_PT"/>
-          </w:rPr>
-          <w:rPr>
-            <w:color w:val="0000EE"/>
-            <w:u w:val="single"/>
-          </w:rPr>
-          <w:t>9.1</w:t>
-        </w:r>
-      </w:hyperlink>
+      <w:r>
+        <w:rPr>
+          <w:lang w:val="pt_PT" w:bidi="pt_PT"/>
+        </w:rPr>
+        <w:t>9.1</w:t>
+      </w:r>
       <w:r>
         <w:rPr>
           <w:lang w:val="pt_PT" w:bidi="pt_PT"/>
         </w:rPr>
         <w:t xml:space="preserve">; </w:t>
       </w:r>
-      <w:hyperlink r:id="rId30">
-        <w:r>
-          <w:rPr>
-            <w:lang w:val="pt_PT" w:bidi="pt_PT"/>
-          </w:rPr>
-          <w:rPr>
-            <w:color w:val="0000EE"/>
-            <w:u w:val="single"/>
-          </w:rPr>
-          <w:t>13.17</w:t>
-        </w:r>
-      </w:hyperlink>
+      <w:r>
+        <w:rPr>
+          <w:lang w:val="pt_PT" w:bidi="pt_PT"/>
+        </w:rPr>
+        <w:t>13.17</w:t>
+      </w:r>
       <w:r>
         <w:rPr>
           <w:lang w:val="pt_PT" w:bidi="pt_PT"/>
         </w:rPr>
         <w:t xml:space="preserve">; </w:t>
       </w:r>
-      <w:hyperlink r:id="rId31">
-        <w:r>
-          <w:rPr>
-            <w:lang w:val="pt_PT" w:bidi="pt_PT"/>
-          </w:rPr>
-          <w:rPr>
-            <w:color w:val="0000EE"/>
-            <w:u w:val="single"/>
-          </w:rPr>
-          <w:t>14.17</w:t>
-        </w:r>
-      </w:hyperlink>
+      <w:r>
+        <w:rPr>
+          <w:lang w:val="pt_PT" w:bidi="pt_PT"/>
+        </w:rPr>
+        <w:t>14.17</w:t>
+      </w:r>
       <w:r>
         <w:rPr>
           <w:lang w:val="pt_PT" w:bidi="pt_PT"/>
         </w:rPr>
         <w:t xml:space="preserve">; </w:t>
       </w:r>
-      <w:hyperlink r:id="rId32">
-        <w:r>
-          <w:rPr>
-            <w:lang w:val="pt_PT" w:bidi="pt_PT"/>
-          </w:rPr>
-          <w:rPr>
-            <w:color w:val="0000EE"/>
-            <w:u w:val="single"/>
-          </w:rPr>
-          <w:t>25.34</w:t>
-        </w:r>
-      </w:hyperlink>
+      <w:r>
+        <w:rPr>
+          <w:lang w:val="pt_PT" w:bidi="pt_PT"/>
+        </w:rPr>
+        <w:t>25.34</w:t>
+      </w:r>
       <w:r>
         <w:rPr>
           <w:lang w:val="pt_PT" w:bidi="pt_PT"/>
         </w:rPr>
         <w:t>); pecado (</w:t>
       </w:r>
-      <w:hyperlink r:id="rId33">
-        <w:r>
-          <w:rPr>
-            <w:lang w:val="pt_PT" w:bidi="pt_PT"/>
-          </w:rPr>
-          <w:rPr>
-            <w:color w:val="0000EE"/>
-            <w:u w:val="single"/>
-          </w:rPr>
-          <w:t>1.5</w:t>
-        </w:r>
-      </w:hyperlink>
+      <w:r>
+        <w:rPr>
+          <w:lang w:val="pt_PT" w:bidi="pt_PT"/>
+        </w:rPr>
+        <w:t>1.5</w:t>
+      </w:r>
       <w:r>
         <w:rPr>
           <w:lang w:val="pt_PT" w:bidi="pt_PT"/>
         </w:rPr>
         <w:t>,</w:t>
       </w:r>
-      <w:hyperlink r:id="rId34">
-        <w:r>
-          <w:rPr>
-            <w:lang w:val="pt_PT" w:bidi="pt_PT"/>
-          </w:rPr>
-          <w:rPr>
-            <w:color w:val="0000EE"/>
-            <w:u w:val="single"/>
-          </w:rPr>
-          <w:t>10</w:t>
-        </w:r>
-      </w:hyperlink>
+      <w:r>
+        <w:rPr>
+          <w:lang w:val="pt_PT" w:bidi="pt_PT"/>
+        </w:rPr>
+        <w:t>10</w:t>
+      </w:r>
       <w:r>
         <w:rPr>
           <w:lang w:val="pt_PT" w:bidi="pt_PT"/>
         </w:rPr>
         <w:t>,</w:t>
       </w:r>
-      <w:hyperlink r:id="rId35">
-        <w:r>
-          <w:rPr>
-            <w:lang w:val="pt_PT" w:bidi="pt_PT"/>
-          </w:rPr>
-          <w:rPr>
-            <w:color w:val="0000EE"/>
-            <w:u w:val="single"/>
-          </w:rPr>
-          <w:t>18</w:t>
-        </w:r>
-      </w:hyperlink>
+      <w:r>
+        <w:rPr>
+          <w:lang w:val="pt_PT" w:bidi="pt_PT"/>
+        </w:rPr>
+        <w:t>18</w:t>
+      </w:r>
       <w:r>
         <w:rPr>
           <w:lang w:val="pt_PT" w:bidi="pt_PT"/>
         </w:rPr>
         <w:t>,</w:t>
       </w:r>
-      <w:hyperlink r:id="rId36">
-        <w:r>
-          <w:rPr>
-            <w:lang w:val="pt_PT" w:bidi="pt_PT"/>
-          </w:rPr>
-          <w:rPr>
-            <w:color w:val="0000EE"/>
-            <w:u w:val="single"/>
-          </w:rPr>
-          <w:t>22</w:t>
-        </w:r>
-      </w:hyperlink>
+      <w:r>
+        <w:rPr>
+          <w:lang w:val="pt_PT" w:bidi="pt_PT"/>
+        </w:rPr>
+        <w:t>22</w:t>
+      </w:r>
       <w:r>
         <w:rPr>
           <w:lang w:val="pt_PT" w:bidi="pt_PT"/>
         </w:rPr>
         <w:t xml:space="preserve">; </w:t>
       </w:r>
-      <w:hyperlink r:id="rId37">
-        <w:r>
-          <w:rPr>
-            <w:lang w:val="pt_PT" w:bidi="pt_PT"/>
-          </w:rPr>
-          <w:rPr>
-            <w:color w:val="0000EE"/>
-            <w:u w:val="single"/>
-          </w:rPr>
-          <w:t>3.42</w:t>
-        </w:r>
-      </w:hyperlink>
+      <w:r>
+        <w:rPr>
+          <w:lang w:val="pt_PT" w:bidi="pt_PT"/>
+        </w:rPr>
+        <w:t>3.42</w:t>
+      </w:r>
       <w:r>
         <w:rPr>
           <w:lang w:val="pt_PT" w:bidi="pt_PT"/>
         </w:rPr>
         <w:t xml:space="preserve">; </w:t>
       </w:r>
-      <w:hyperlink r:id="rId38">
-        <w:r>
-          <w:rPr>
-            <w:lang w:val="pt_PT" w:bidi="pt_PT"/>
-          </w:rPr>
-          <w:rPr>
-            <w:color w:val="0000EE"/>
-            <w:u w:val="single"/>
-          </w:rPr>
-          <w:t>4.13–14</w:t>
-        </w:r>
-      </w:hyperlink>
+      <w:r>
+        <w:rPr>
+          <w:lang w:val="pt_PT" w:bidi="pt_PT"/>
+        </w:rPr>
+        <w:t>4.13–14</w:t>
+      </w:r>
       <w:r>
         <w:rPr>
           <w:lang w:val="pt_PT" w:bidi="pt_PT"/>
         </w:rPr>
         <w:t xml:space="preserve">; </w:t>
       </w:r>
-      <w:hyperlink r:id="rId39">
-        <w:r>
-          <w:rPr>
-            <w:lang w:val="pt_PT" w:bidi="pt_PT"/>
-          </w:rPr>
-          <w:rPr>
-            <w:color w:val="0000EE"/>
-            <w:u w:val="single"/>
-          </w:rPr>
-          <w:t>5.7</w:t>
-        </w:r>
-      </w:hyperlink>
+      <w:r>
+        <w:rPr>
+          <w:lang w:val="pt_PT" w:bidi="pt_PT"/>
+        </w:rPr>
+        <w:t>5.7</w:t>
+      </w:r>
       <w:r>
         <w:rPr>
           <w:lang w:val="pt_PT" w:bidi="pt_PT"/>
         </w:rPr>
         <w:t xml:space="preserve">; cp. </w:t>
       </w:r>
-      <w:hyperlink r:id="rId40">
-        <w:r>
-          <w:rPr>
-            <w:lang w:val="pt_PT" w:bidi="pt_PT"/>
-          </w:rPr>
-          <w:rPr>
-            <w:color w:val="0000EE"/>
-            <w:u w:val="single"/>
-          </w:rPr>
-          <w:t>Jr 2.34</w:t>
-        </w:r>
-      </w:hyperlink>
+      <w:r>
+        <w:rPr>
+          <w:lang w:val="pt_PT" w:bidi="pt_PT"/>
+        </w:rPr>
+        <w:t>Jr 2.34</w:t>
+      </w:r>
       <w:r>
         <w:rPr>
           <w:lang w:val="pt_PT" w:bidi="pt_PT"/>
         </w:rPr>
         <w:t xml:space="preserve">; </w:t>
       </w:r>
-      <w:hyperlink r:id="rId41">
-        <w:r>
-          <w:rPr>
-            <w:lang w:val="pt_PT" w:bidi="pt_PT"/>
-          </w:rPr>
-          <w:rPr>
-            <w:color w:val="0000EE"/>
-            <w:u w:val="single"/>
-          </w:rPr>
-          <w:t>4.17</w:t>
-        </w:r>
-      </w:hyperlink>
+      <w:r>
+        <w:rPr>
+          <w:lang w:val="pt_PT" w:bidi="pt_PT"/>
+        </w:rPr>
+        <w:t>4.17</w:t>
+      </w:r>
       <w:r>
         <w:rPr>
           <w:lang w:val="pt_PT" w:bidi="pt_PT"/>
         </w:rPr>
         <w:t xml:space="preserve">; </w:t>
       </w:r>
-      <w:hyperlink r:id="rId42">
-        <w:r>
-          <w:rPr>
-            <w:lang w:val="pt_PT" w:bidi="pt_PT"/>
-          </w:rPr>
-          <w:rPr>
-            <w:color w:val="0000EE"/>
-            <w:u w:val="single"/>
-          </w:rPr>
-          <w:t>14.20</w:t>
-        </w:r>
-      </w:hyperlink>
+      <w:r>
+        <w:rPr>
+          <w:lang w:val="pt_PT" w:bidi="pt_PT"/>
+        </w:rPr>
+        <w:t>14.20</w:t>
+      </w:r>
       <w:r>
         <w:rPr>
           <w:lang w:val="pt_PT" w:bidi="pt_PT"/>
         </w:rPr>
         <w:t xml:space="preserve">; </w:t>
       </w:r>
-      <w:hyperlink r:id="rId43">
-        <w:r>
-          <w:rPr>
-            <w:lang w:val="pt_PT" w:bidi="pt_PT"/>
-          </w:rPr>
-          <w:rPr>
-            <w:color w:val="0000EE"/>
-            <w:u w:val="single"/>
-          </w:rPr>
-          <w:t>30.14–16</w:t>
-        </w:r>
-      </w:hyperlink>
+      <w:r>
+        <w:rPr>
+          <w:lang w:val="pt_PT" w:bidi="pt_PT"/>
+        </w:rPr>
+        <w:t>30.14–16</w:t>
+      </w:r>
       <w:r>
         <w:rPr>
           <w:lang w:val="pt_PT" w:bidi="pt_PT"/>
         </w:rPr>
         <w:t xml:space="preserve">; </w:t>
       </w:r>
-      <w:hyperlink r:id="rId44">
-        <w:r>
-          <w:rPr>
-            <w:lang w:val="pt_PT" w:bidi="pt_PT"/>
-          </w:rPr>
-          <w:rPr>
-            <w:color w:val="0000EE"/>
-            <w:u w:val="single"/>
-          </w:rPr>
-          <w:t>31.29</w:t>
-        </w:r>
-      </w:hyperlink>
+      <w:r>
+        <w:rPr>
+          <w:lang w:val="pt_PT" w:bidi="pt_PT"/>
+        </w:rPr>
+        <w:t>31.29</w:t>
+      </w:r>
       <w:r>
         <w:rPr>
           <w:lang w:val="pt_PT" w:bidi="pt_PT"/>
         </w:rPr>
         <w:t xml:space="preserve">; </w:t>
       </w:r>
-      <w:hyperlink r:id="rId45">
-        <w:r>
-          <w:rPr>
-            <w:lang w:val="pt_PT" w:bidi="pt_PT"/>
-          </w:rPr>
-          <w:rPr>
-            <w:color w:val="0000EE"/>
-            <w:u w:val="single"/>
-          </w:rPr>
-          <w:t>51.51</w:t>
-        </w:r>
-      </w:hyperlink>
+      <w:r>
+        <w:rPr>
+          <w:lang w:val="pt_PT" w:bidi="pt_PT"/>
+        </w:rPr>
+        <w:t>51.51</w:t>
+      </w:r>
       <w:r>
         <w:rPr>
           <w:lang w:val="pt_PT" w:bidi="pt_PT"/>
         </w:rPr>
         <w:t>); punição (</w:t>
       </w:r>
-      <w:hyperlink r:id="rId46">
-        <w:r>
-          <w:rPr>
-            <w:lang w:val="pt_PT" w:bidi="pt_PT"/>
-          </w:rPr>
-          <w:rPr>
-            <w:color w:val="0000EE"/>
-            <w:u w:val="single"/>
-          </w:rPr>
-          <w:t>2.2–22</w:t>
-        </w:r>
-      </w:hyperlink>
+      <w:r>
+        <w:rPr>
+          <w:lang w:val="pt_PT" w:bidi="pt_PT"/>
+        </w:rPr>
+        <w:t>2.2–22</w:t>
+      </w:r>
       <w:r>
         <w:rPr>
           <w:lang w:val="pt_PT" w:bidi="pt_PT"/>
         </w:rPr>
         <w:t xml:space="preserve">; </w:t>
       </w:r>
-      <w:hyperlink r:id="rId47">
-        <w:r>
-          <w:rPr>
-            <w:lang w:val="pt_PT" w:bidi="pt_PT"/>
-          </w:rPr>
-          <w:rPr>
-            <w:color w:val="0000EE"/>
-            <w:u w:val="single"/>
-          </w:rPr>
-          <w:t>3.39</w:t>
-        </w:r>
-      </w:hyperlink>
+      <w:r>
+        <w:rPr>
+          <w:lang w:val="pt_PT" w:bidi="pt_PT"/>
+        </w:rPr>
+        <w:t>3.39</w:t>
+      </w:r>
       <w:r>
         <w:rPr>
           <w:lang w:val="pt_PT" w:bidi="pt_PT"/>
         </w:rPr>
         <w:t xml:space="preserve">; </w:t>
       </w:r>
-      <w:hyperlink r:id="rId48">
-        <w:r>
-          <w:rPr>
-            <w:lang w:val="pt_PT" w:bidi="pt_PT"/>
-          </w:rPr>
-          <w:rPr>
-            <w:color w:val="0000EE"/>
-            <w:u w:val="single"/>
-          </w:rPr>
-          <w:t>5.14–16</w:t>
-        </w:r>
-      </w:hyperlink>
+      <w:r>
+        <w:rPr>
+          <w:lang w:val="pt_PT" w:bidi="pt_PT"/>
+        </w:rPr>
+        <w:t>5.14–16</w:t>
+      </w:r>
       <w:r>
         <w:rPr>
           <w:lang w:val="pt_PT" w:bidi="pt_PT"/>
         </w:rPr>
         <w:t xml:space="preserve">; cp. </w:t>
       </w:r>
-      <w:hyperlink r:id="rId49">
-        <w:r>
-          <w:rPr>
-            <w:lang w:val="pt_PT" w:bidi="pt_PT"/>
-          </w:rPr>
-          <w:rPr>
-            <w:color w:val="0000EE"/>
-            <w:u w:val="single"/>
-          </w:rPr>
-          <w:t>Jr 6.11</w:t>
-        </w:r>
-      </w:hyperlink>
+      <w:r>
+        <w:rPr>
+          <w:lang w:val="pt_PT" w:bidi="pt_PT"/>
+        </w:rPr>
+        <w:t>Jr 6.11</w:t>
+      </w:r>
       <w:r>
         <w:rPr>
           <w:lang w:val="pt_PT" w:bidi="pt_PT"/>
         </w:rPr>
         <w:t xml:space="preserve">, </w:t>
       </w:r>
-      <w:hyperlink r:id="rId50">
-        <w:r>
-          <w:rPr>
-            <w:lang w:val="pt_PT" w:bidi="pt_PT"/>
-          </w:rPr>
-          <w:rPr>
-            <w:color w:val="0000EE"/>
-            <w:u w:val="single"/>
-          </w:rPr>
-          <w:t>25</w:t>
-        </w:r>
-      </w:hyperlink>
+      <w:r>
+        <w:rPr>
+          <w:lang w:val="pt_PT" w:bidi="pt_PT"/>
+        </w:rPr>
+        <w:t>25</w:t>
+      </w:r>
       <w:r>
         <w:rPr>
           <w:lang w:val="pt_PT" w:bidi="pt_PT"/>
         </w:rPr>
         <w:t xml:space="preserve">; </w:t>
       </w:r>
-      <w:hyperlink r:id="rId51">
-        <w:r>
-          <w:rPr>
-            <w:lang w:val="pt_PT" w:bidi="pt_PT"/>
-          </w:rPr>
-          <w:rPr>
-            <w:color w:val="0000EE"/>
-            <w:u w:val="single"/>
-          </w:rPr>
-          <w:t>7.14</w:t>
-        </w:r>
-      </w:hyperlink>
+      <w:r>
+        <w:rPr>
+          <w:lang w:val="pt_PT" w:bidi="pt_PT"/>
+        </w:rPr>
+        <w:t>7.14</w:t>
+      </w:r>
       <w:r>
         <w:rPr>
           <w:lang w:val="pt_PT" w:bidi="pt_PT"/>
         </w:rPr>
         <w:t xml:space="preserve">; </w:t>
       </w:r>
-      <w:hyperlink r:id="rId52">
-        <w:r>
-          <w:rPr>
-            <w:lang w:val="pt_PT" w:bidi="pt_PT"/>
-          </w:rPr>
-          <w:rPr>
-            <w:color w:val="0000EE"/>
-            <w:u w:val="single"/>
-          </w:rPr>
-          <w:t>16.2–4</w:t>
-        </w:r>
-      </w:hyperlink>
+      <w:r>
+        <w:rPr>
+          <w:lang w:val="pt_PT" w:bidi="pt_PT"/>
+        </w:rPr>
+        <w:t>16.2–4</w:t>
+      </w:r>
       <w:r>
         <w:rPr>
           <w:lang w:val="pt_PT" w:bidi="pt_PT"/>
         </w:rPr>
         <w:t xml:space="preserve">; </w:t>
       </w:r>
-      <w:hyperlink r:id="rId22">
-        <w:r>
-          <w:rPr>
-            <w:lang w:val="pt_PT" w:bidi="pt_PT"/>
-          </w:rPr>
-          <w:rPr>
-            <w:color w:val="0000EE"/>
-            <w:u w:val="single"/>
-          </w:rPr>
-          <w:t>18.21</w:t>
-        </w:r>
-      </w:hyperlink>
+      <w:r>
+        <w:rPr>
+          <w:lang w:val="pt_PT" w:bidi="pt_PT"/>
+        </w:rPr>
+        <w:t>18.21</w:t>
+      </w:r>
       <w:r>
         <w:rPr>
           <w:lang w:val="pt_PT" w:bidi="pt_PT"/>
         </w:rPr>
         <w:t xml:space="preserve">; </w:t>
       </w:r>
-      <w:hyperlink r:id="rId53">
-        <w:r>
-          <w:rPr>
-            <w:lang w:val="pt_PT" w:bidi="pt_PT"/>
-          </w:rPr>
-          <w:rPr>
-            <w:color w:val="0000EE"/>
-            <w:u w:val="single"/>
-          </w:rPr>
-          <w:t>51.30</w:t>
-        </w:r>
-      </w:hyperlink>
+      <w:r>
+        <w:rPr>
+          <w:lang w:val="pt_PT" w:bidi="pt_PT"/>
+        </w:rPr>
+        <w:t>51.30</w:t>
+      </w:r>
       <w:r>
         <w:rPr>
           <w:lang w:val="pt_PT" w:bidi="pt_PT"/>
         </w:rPr>
         <w:t>,</w:t>
       </w:r>
-      <w:hyperlink r:id="rId54">
-        <w:r>
-          <w:rPr>
-            <w:lang w:val="pt_PT" w:bidi="pt_PT"/>
-          </w:rPr>
-          <w:rPr>
-            <w:color w:val="0000EE"/>
-            <w:u w:val="single"/>
-          </w:rPr>
-          <w:t>34</w:t>
-        </w:r>
-      </w:hyperlink>
+      <w:r>
+        <w:rPr>
+          <w:lang w:val="pt_PT" w:bidi="pt_PT"/>
+        </w:rPr>
+        <w:t>34</w:t>
+      </w:r>
       <w:r>
         <w:rPr>
           <w:lang w:val="pt_PT" w:bidi="pt_PT"/>
         </w:rPr>
         <w:t xml:space="preserve">; </w:t>
       </w:r>
-      <w:hyperlink r:id="rId55">
-        <w:r>
-          <w:rPr>
-            <w:lang w:val="pt_PT" w:bidi="pt_PT"/>
-          </w:rPr>
-          <w:rPr>
-            <w:color w:val="0000EE"/>
-            <w:u w:val="single"/>
-          </w:rPr>
-          <w:t>52.14</w:t>
-        </w:r>
-      </w:hyperlink>
+      <w:r>
+        <w:rPr>
+          <w:lang w:val="pt_PT" w:bidi="pt_PT"/>
+        </w:rPr>
+        <w:t>52.14</w:t>
+      </w:r>
       <w:r>
         <w:rPr>
           <w:lang w:val="pt_PT" w:bidi="pt_PT"/>
         </w:rPr>
         <w:t>); falsos profetas (</w:t>
       </w:r>
-      <w:hyperlink r:id="rId56">
-        <w:r>
-          <w:rPr>
-            <w:lang w:val="pt_PT" w:bidi="pt_PT"/>
-          </w:rPr>
-          <w:rPr>
-            <w:color w:val="0000EE"/>
-            <w:u w:val="single"/>
-          </w:rPr>
-          <w:t>2.14</w:t>
-        </w:r>
-      </w:hyperlink>
+      <w:r>
+        <w:rPr>
+          <w:lang w:val="pt_PT" w:bidi="pt_PT"/>
+        </w:rPr>
+        <w:t>2.14</w:t>
+      </w:r>
       <w:r>
         <w:rPr>
           <w:lang w:val="pt_PT" w:bidi="pt_PT"/>
         </w:rPr>
         <w:t xml:space="preserve">; cp. </w:t>
       </w:r>
-      <w:hyperlink r:id="rId57">
-        <w:r>
-          <w:rPr>
-            <w:lang w:val="pt_PT" w:bidi="pt_PT"/>
-          </w:rPr>
-          <w:rPr>
-            <w:color w:val="0000EE"/>
-            <w:u w:val="single"/>
-          </w:rPr>
-          <w:t>Jr 23.25–29</w:t>
-        </w:r>
-      </w:hyperlink>
+      <w:r>
+        <w:rPr>
+          <w:lang w:val="pt_PT" w:bidi="pt_PT"/>
+        </w:rPr>
+        <w:t>Jr 23.25–29</w:t>
+      </w:r>
       <w:r>
         <w:rPr>
           <w:lang w:val="pt_PT" w:bidi="pt_PT"/>
         </w:rPr>
         <w:t xml:space="preserve">; </w:t>
       </w:r>
-      <w:hyperlink r:id="rId58">
-        <w:r>
-          <w:rPr>
-            <w:lang w:val="pt_PT" w:bidi="pt_PT"/>
-          </w:rPr>
-          <w:rPr>
-            <w:color w:val="0000EE"/>
-            <w:u w:val="single"/>
-          </w:rPr>
-          <w:t>29.8–9</w:t>
-        </w:r>
-      </w:hyperlink>
+      <w:r>
+        <w:rPr>
+          <w:lang w:val="pt_PT" w:bidi="pt_PT"/>
+        </w:rPr>
+        <w:t>29.8–9</w:t>
+      </w:r>
       <w:r>
         <w:rPr>
           <w:lang w:val="pt_PT" w:bidi="pt_PT"/>
         </w:rPr>
         <w:t>); amargura (</w:t>
       </w:r>
-      <w:hyperlink r:id="rId59">
-        <w:r>
-          <w:rPr>
-            <w:lang w:val="pt_PT" w:bidi="pt_PT"/>
-          </w:rPr>
-          <w:rPr>
-            <w:color w:val="0000EE"/>
-            <w:u w:val="single"/>
-          </w:rPr>
-          <w:t>3.19</w:t>
-        </w:r>
-      </w:hyperlink>
+      <w:r>
+        <w:rPr>
+          <w:lang w:val="pt_PT" w:bidi="pt_PT"/>
+        </w:rPr>
+        <w:t>3.19</w:t>
+      </w:r>
       <w:r>
         <w:rPr>
           <w:lang w:val="pt_PT" w:bidi="pt_PT"/>
         </w:rPr>
         <w:t xml:space="preserve">; cp. </w:t>
       </w:r>
-      <w:hyperlink r:id="rId60">
-        <w:r>
-          <w:rPr>
-            <w:lang w:val="pt_PT" w:bidi="pt_PT"/>
-          </w:rPr>
-          <w:rPr>
-            <w:color w:val="0000EE"/>
-            <w:u w:val="single"/>
-          </w:rPr>
-          <w:t>Jr 9.15</w:t>
-        </w:r>
-      </w:hyperlink>
+      <w:r>
+        <w:rPr>
+          <w:lang w:val="pt_PT" w:bidi="pt_PT"/>
+        </w:rPr>
+        <w:t>Jr 9.15</w:t>
+      </w:r>
       <w:r>
         <w:rPr>
           <w:lang w:val="pt_PT" w:bidi="pt_PT"/>
         </w:rPr>
         <w:t>); poços (</w:t>
       </w:r>
-      <w:hyperlink r:id="rId61">
-        <w:r>
-          <w:rPr>
-            <w:lang w:val="pt_PT" w:bidi="pt_PT"/>
-          </w:rPr>
-          <w:rPr>
-            <w:color w:val="0000EE"/>
-            <w:u w:val="single"/>
-          </w:rPr>
-          <w:t>3.53</w:t>
-        </w:r>
-      </w:hyperlink>
+      <w:r>
+        <w:rPr>
+          <w:lang w:val="pt_PT" w:bidi="pt_PT"/>
+        </w:rPr>
+        <w:t>3.53</w:t>
+      </w:r>
       <w:r>
         <w:rPr>
           <w:lang w:val="pt_PT" w:bidi="pt_PT"/>
         </w:rPr>
         <w:t>,</w:t>
       </w:r>
-      <w:hyperlink r:id="rId62">
-        <w:r>
-          <w:rPr>
-            <w:lang w:val="pt_PT" w:bidi="pt_PT"/>
-          </w:rPr>
-          <w:rPr>
-            <w:color w:val="0000EE"/>
-            <w:u w:val="single"/>
-          </w:rPr>
-          <w:t>55</w:t>
-        </w:r>
-      </w:hyperlink>
+      <w:r>
+        <w:rPr>
+          <w:lang w:val="pt_PT" w:bidi="pt_PT"/>
+        </w:rPr>
+        <w:t>55</w:t>
+      </w:r>
       <w:r>
         <w:rPr>
           <w:lang w:val="pt_PT" w:bidi="pt_PT"/>
         </w:rPr>
         <w:t xml:space="preserve">; cp. </w:t>
       </w:r>
-      <w:hyperlink r:id="rId63">
-        <w:r>
-          <w:rPr>
-            <w:lang w:val="pt_PT" w:bidi="pt_PT"/>
-          </w:rPr>
-          <w:rPr>
-            <w:color w:val="0000EE"/>
-            <w:u w:val="single"/>
-          </w:rPr>
-          <w:t>Jr 37.16</w:t>
-        </w:r>
-      </w:hyperlink>
+      <w:r>
+        <w:rPr>
+          <w:lang w:val="pt_PT" w:bidi="pt_PT"/>
+        </w:rPr>
+        <w:t>Jr 37.16</w:t>
+      </w:r>
       <w:r>
         <w:rPr>
           <w:lang w:val="pt_PT" w:bidi="pt_PT"/>
         </w:rPr>
         <w:t xml:space="preserve">; </w:t>
       </w:r>
-      <w:hyperlink r:id="rId64">
-        <w:r>
-          <w:rPr>
-            <w:lang w:val="pt_PT" w:bidi="pt_PT"/>
-          </w:rPr>
-          <w:rPr>
-            <w:color w:val="0000EE"/>
-            <w:u w:val="single"/>
-          </w:rPr>
-          <w:t>38.6–13</w:t>
-        </w:r>
-      </w:hyperlink>
+      <w:r>
+        <w:rPr>
+          <w:lang w:val="pt_PT" w:bidi="pt_PT"/>
+        </w:rPr>
+        <w:t>38.6–13</w:t>
+      </w:r>
       <w:r>
         <w:rPr>
           <w:lang w:val="pt_PT" w:bidi="pt_PT"/>
         </w:rPr>
         <w:t>); e potes de barro (</w:t>
       </w:r>
-      <w:hyperlink r:id="rId65">
-        <w:r>
-          <w:rPr>
-            <w:lang w:val="pt_PT" w:bidi="pt_PT"/>
-          </w:rPr>
-          <w:rPr>
-            <w:color w:val="0000EE"/>
-            <w:u w:val="single"/>
-          </w:rPr>
-          <w:t>4.2</w:t>
-        </w:r>
-      </w:hyperlink>
+      <w:r>
+        <w:rPr>
+          <w:lang w:val="pt_PT" w:bidi="pt_PT"/>
+        </w:rPr>
+        <w:t>4.2</w:t>
+      </w:r>
       <w:r>
         <w:rPr>
           <w:lang w:val="pt_PT" w:bidi="pt_PT"/>
         </w:rPr>
         <w:t xml:space="preserve">; cp. </w:t>
       </w:r>
-      <w:hyperlink r:id="rId66">
-        <w:r>
-          <w:rPr>
-            <w:lang w:val="pt_PT" w:bidi="pt_PT"/>
-          </w:rPr>
-          <w:rPr>
-            <w:color w:val="0000EE"/>
-            <w:u w:val="single"/>
-          </w:rPr>
-          <w:t>Jr 19.11</w:t>
-        </w:r>
-      </w:hyperlink>
+      <w:r>
+        <w:rPr>
+          <w:lang w:val="pt_PT" w:bidi="pt_PT"/>
+        </w:rPr>
+        <w:t>Jr 19.11</w:t>
+      </w:r>
       <w:r>
         <w:rPr>
           <w:lang w:val="pt_PT" w:bidi="pt_PT"/>
@@ -1423,36 +1087,24 @@
         </w:rPr>
         <w:t xml:space="preserve">O autor de Lamentações encontrou significado na calamidade. O povo de Deus trouxe isso sobre si mesmo através de sua falsa adoração e comportamento imoral. Deus estava irado por causa dessa rejeição de sua soberania e violação de sua aliança com ele. Como resultado, Deus os julgou, como ele havia prometido fazer (veja </w:t>
       </w:r>
-      <w:hyperlink r:id="rId67">
-        <w:r>
-          <w:rPr>
-            <w:lang w:val="pt_PT" w:bidi="pt_PT"/>
-          </w:rPr>
-          <w:rPr>
-            <w:color w:val="0000EE"/>
-            <w:u w:val="single"/>
-          </w:rPr>
-          <w:t>Dt 28.32–53</w:t>
-        </w:r>
-      </w:hyperlink>
+      <w:r>
+        <w:rPr>
+          <w:lang w:val="pt_PT" w:bidi="pt_PT"/>
+        </w:rPr>
+        <w:t>Dt 28.32–53</w:t>
+      </w:r>
       <w:r>
         <w:rPr>
           <w:lang w:val="pt_PT" w:bidi="pt_PT"/>
         </w:rPr>
         <w:t xml:space="preserve">). O castigo de Deus foi justo e correto (veja </w:t>
       </w:r>
-      <w:hyperlink r:id="rId35">
-        <w:r>
-          <w:rPr>
-            <w:lang w:val="pt_PT" w:bidi="pt_PT"/>
-          </w:rPr>
-          <w:rPr>
-            <w:color w:val="0000EE"/>
-            <w:u w:val="single"/>
-          </w:rPr>
-          <w:t>Lm 1.18</w:t>
-        </w:r>
-      </w:hyperlink>
+      <w:r>
+        <w:rPr>
+          <w:lang w:val="pt_PT" w:bidi="pt_PT"/>
+        </w:rPr>
+        <w:t>Lm 1.18</w:t>
+      </w:r>
       <w:r>
         <w:rPr>
           <w:lang w:val="pt_PT" w:bidi="pt_PT"/>
@@ -1473,18 +1125,12 @@
         </w:rPr>
         <w:t>Mas e quanto ao futuro? Aqueles que verdadeiramente buscam a Deus têm esperança. No meio da mais profunda tristeza, aqueles em angústia podem suplicar a Deus e experimentar sua misericórdia, perdão e restauração. A miséria ameaça dominar a alma, mas a esperança traz luz. Deus é eterno, e ele é soberano sobre o universo. Embora dúvidas e medos continuem a assaltar o espírito humano, Deus permanece confiável. A ira de Deus, que é justa, é temporária. Sua ira cessa quando a confissão e o arrependimento começam, e torna-se possível cantar sobre a grande fidelidade de Deus (</w:t>
       </w:r>
-      <w:hyperlink r:id="rId68">
-        <w:r>
-          <w:rPr>
-            <w:lang w:val="pt_PT" w:bidi="pt_PT"/>
-          </w:rPr>
-          <w:rPr>
-            <w:color w:val="0000EE"/>
-            <w:u w:val="single"/>
-          </w:rPr>
-          <w:t>Lm 3.21–26</w:t>
-        </w:r>
-      </w:hyperlink>
+      <w:r>
+        <w:rPr>
+          <w:lang w:val="pt_PT" w:bidi="pt_PT"/>
+        </w:rPr>
+        <w:t>Lm 3.21–26</w:t>
+      </w:r>
       <w:r>
         <w:rPr>
           <w:lang w:val="pt_PT" w:bidi="pt_PT"/>
